--- a/momento_1/Proyecto Final.docx
+++ b/momento_1/Proyecto Final.docx
@@ -4,6 +4,7 @@
   <w:body>
     <w:p>
       <w:pPr>
+        <w:spacing w:line="240" w:lineRule="auto"/>
         <w:rPr>
           <w:rFonts w:ascii="Times New Roman" w:eastAsia="Times New Roman" w:hAnsi="Times New Roman" w:cs="Times New Roman"/>
           <w:b/>
@@ -11,7 +12,7 @@
           <w:kern w:val="36"/>
           <w:sz w:val="28"/>
           <w:szCs w:val="28"/>
-          <w:lang w:val="en-US" w:eastAsia="es-CO"/>
+          <w:lang w:eastAsia="es-CO"/>
         </w:rPr>
       </w:pPr>
       <w:r>
@@ -22,11 +23,10 @@
           <w:kern w:val="36"/>
           <w:sz w:val="28"/>
           <w:szCs w:val="28"/>
-          <w:lang w:val="en-US" w:eastAsia="es-CO"/>
+          <w:lang w:eastAsia="es-CO"/>
         </w:rPr>
         <w:t xml:space="preserve">Documento de </w:t>
       </w:r>
-      <w:proofErr w:type="spellStart"/>
       <w:r>
         <w:rPr>
           <w:rFonts w:ascii="Times New Roman" w:eastAsia="Times New Roman" w:hAnsi="Times New Roman" w:cs="Times New Roman"/>
@@ -35,11 +35,10 @@
           <w:kern w:val="36"/>
           <w:sz w:val="28"/>
           <w:szCs w:val="28"/>
-          <w:lang w:val="en-US" w:eastAsia="es-CO"/>
-        </w:rPr>
-        <w:t>Contextualizacion</w:t>
-      </w:r>
-      <w:proofErr w:type="spellEnd"/>
+          <w:lang w:eastAsia="es-CO"/>
+        </w:rPr>
+        <w:t>Contextualización</w:t>
+      </w:r>
       <w:r>
         <w:rPr>
           <w:rFonts w:ascii="Times New Roman" w:eastAsia="Times New Roman" w:hAnsi="Times New Roman" w:cs="Times New Roman"/>
@@ -48,7 +47,7 @@
           <w:kern w:val="36"/>
           <w:sz w:val="28"/>
           <w:szCs w:val="28"/>
-          <w:lang w:val="en-US" w:eastAsia="es-CO"/>
+          <w:lang w:eastAsia="es-CO"/>
         </w:rPr>
         <w:t>: MOMENTO 1</w:t>
       </w:r>
@@ -56,70 +55,577 @@
     <w:p>
       <w:pPr>
         <w:pStyle w:val="NormalWeb"/>
-      </w:pPr>
-      <w:r>
-        <w:rPr>
-          <w:b/>
-          <w:bCs/>
+        <w:rPr>
+          <w:sz w:val="22"/>
+          <w:szCs w:val="22"/>
+        </w:rPr>
+      </w:pPr>
+      <w:r>
+        <w:rPr>
+          <w:b/>
+          <w:bCs/>
+          <w:sz w:val="22"/>
+          <w:szCs w:val="22"/>
         </w:rPr>
         <w:t>Proyecto:</w:t>
       </w:r>
       <w:r>
+        <w:rPr>
+          <w:sz w:val="22"/>
+          <w:szCs w:val="22"/>
+        </w:rPr>
         <w:t xml:space="preserve"> Virus-Run: Infiltración en el Kernel Sintético</w:t>
       </w:r>
     </w:p>
     <w:p>
       <w:pPr>
         <w:pStyle w:val="NormalWeb"/>
-      </w:pPr>
-      <w:r>
-        <w:rPr>
-          <w:b/>
-          <w:bCs/>
+        <w:rPr>
+          <w:sz w:val="22"/>
+          <w:szCs w:val="22"/>
+        </w:rPr>
+      </w:pPr>
+      <w:r>
+        <w:rPr>
+          <w:b/>
+          <w:bCs/>
+          <w:sz w:val="22"/>
+          <w:szCs w:val="22"/>
         </w:rPr>
         <w:t>Asignatura:</w:t>
       </w:r>
       <w:r>
+        <w:rPr>
+          <w:sz w:val="22"/>
+          <w:szCs w:val="22"/>
+        </w:rPr>
         <w:t xml:space="preserve"> Informática II</w:t>
       </w:r>
     </w:p>
     <w:p>
       <w:pPr>
         <w:pStyle w:val="NormalWeb"/>
-      </w:pPr>
-      <w:r>
-        <w:rPr>
-          <w:b/>
-          <w:bCs/>
+        <w:rPr>
+          <w:sz w:val="22"/>
+          <w:szCs w:val="22"/>
+        </w:rPr>
+      </w:pPr>
+      <w:r>
+        <w:rPr>
+          <w:b/>
+          <w:bCs/>
+          <w:sz w:val="22"/>
+          <w:szCs w:val="22"/>
         </w:rPr>
         <w:t>Integrantes:</w:t>
       </w:r>
       <w:r>
+        <w:rPr>
+          <w:sz w:val="22"/>
+          <w:szCs w:val="22"/>
+        </w:rPr>
         <w:t xml:space="preserve"> Joan Esteban Betancur Cadavid, [Nombre del compañero]</w:t>
       </w:r>
     </w:p>
     <w:p>
       <w:pPr>
         <w:pStyle w:val="NormalWeb"/>
-      </w:pPr>
-      <w:r>
-        <w:rPr>
-          <w:b/>
-          <w:bCs/>
+        <w:rPr>
+          <w:sz w:val="22"/>
+          <w:szCs w:val="22"/>
+        </w:rPr>
+      </w:pPr>
+      <w:r>
+        <w:rPr>
+          <w:b/>
+          <w:bCs/>
+          <w:sz w:val="22"/>
+          <w:szCs w:val="22"/>
         </w:rPr>
         <w:t>Fecha:</w:t>
       </w:r>
       <w:r>
+        <w:rPr>
+          <w:sz w:val="22"/>
+          <w:szCs w:val="22"/>
+        </w:rPr>
         <w:t xml:space="preserve"> 10 de abril de 2026</w:t>
       </w:r>
     </w:p>
     <w:p>
       <w:pPr>
-        <w:rPr>
-          <w:lang w:val="en-US"/>
-        </w:rPr>
-      </w:pPr>
-    </w:p>
+        <w:pStyle w:val="NormalWeb"/>
+        <w:rPr>
+          <w:sz w:val="22"/>
+          <w:szCs w:val="22"/>
+        </w:rPr>
+      </w:pPr>
+    </w:p>
+    <w:p>
+      <w:pPr>
+        <w:pStyle w:val="NormalWeb"/>
+        <w:numPr>
+          <w:ilvl w:val="0"/>
+          <w:numId w:val="1"/>
+        </w:numPr>
+        <w:rPr>
+          <w:sz w:val="22"/>
+          <w:szCs w:val="22"/>
+        </w:rPr>
+      </w:pPr>
+      <w:r>
+        <w:rPr>
+          <w:b/>
+          <w:bCs/>
+          <w:sz w:val="22"/>
+          <w:szCs w:val="22"/>
+        </w:rPr>
+        <w:t>Idea del juego y Universo:</w:t>
+      </w:r>
+      <w:r>
+        <w:rPr>
+          <w:sz w:val="22"/>
+          <w:szCs w:val="22"/>
+        </w:rPr>
+        <w:t xml:space="preserve"> El proyecto consiste en un videojuego de tipo Running/ Obstáculos ambientado en un universo Intra-Software (Sintético) que pretende simular la arquitectura interna de un sistema operativo. El jugador va a controlar un Código Malicioso (Malware) que ha penetrado y debe pasar por los datos del sistema hasta llegar al Kernel. El conflicto radica en la persecución de un Antivirus (Firewall) que busca interceptar y eliminar el malware antes que destruya el sistema.</w:t>
+      </w:r>
+    </w:p>
+    <w:p>
+      <w:pPr>
+        <w:pStyle w:val="NormalWeb"/>
+        <w:numPr>
+          <w:ilvl w:val="0"/>
+          <w:numId w:val="1"/>
+        </w:numPr>
+        <w:rPr>
+          <w:sz w:val="22"/>
+          <w:szCs w:val="22"/>
+        </w:rPr>
+      </w:pPr>
+      <w:r>
+        <w:rPr>
+          <w:b/>
+          <w:bCs/>
+          <w:sz w:val="22"/>
+          <w:szCs w:val="22"/>
+        </w:rPr>
+        <w:t>Niveles:</w:t>
+      </w:r>
+      <w:r>
+        <w:rPr>
+          <w:sz w:val="22"/>
+          <w:szCs w:val="22"/>
+        </w:rPr>
+        <w:t xml:space="preserve"> </w:t>
+      </w:r>
+    </w:p>
+    <w:p>
+      <w:pPr>
+        <w:pStyle w:val="NormalWeb"/>
+        <w:numPr>
+          <w:ilvl w:val="0"/>
+          <w:numId w:val="2"/>
+        </w:numPr>
+        <w:rPr>
+          <w:sz w:val="22"/>
+          <w:szCs w:val="22"/>
+        </w:rPr>
+      </w:pPr>
+      <w:r>
+        <w:rPr>
+          <w:b/>
+          <w:bCs/>
+          <w:sz w:val="22"/>
+          <w:szCs w:val="22"/>
+        </w:rPr>
+        <w:t>Nivel 1:</w:t>
+      </w:r>
+      <w:r>
+        <w:rPr>
+          <w:sz w:val="22"/>
+          <w:szCs w:val="22"/>
+        </w:rPr>
+        <w:t xml:space="preserve"> El malware se encuentra en las capas externas del SO. Debe avanzar rápidamente esquivando obstáculos, mientras el Antivirus avanza borrando los sectores de memoria a espaldas del jugador. Este nivel es en vista lateral. Las físicas a implementar en este nivel son movimiento parabólico (Salto del malware) y puede haber momentos de mayor o menor fricción, lo que puede reducir o aumentar la velocidad del jugador.</w:t>
+      </w:r>
+    </w:p>
+    <w:p>
+      <w:pPr>
+        <w:pStyle w:val="NormalWeb"/>
+        <w:numPr>
+          <w:ilvl w:val="0"/>
+          <w:numId w:val="2"/>
+        </w:numPr>
+        <w:rPr>
+          <w:sz w:val="22"/>
+          <w:szCs w:val="22"/>
+        </w:rPr>
+      </w:pPr>
+      <w:r>
+        <w:rPr>
+          <w:b/>
+          <w:bCs/>
+          <w:sz w:val="22"/>
+          <w:szCs w:val="22"/>
+        </w:rPr>
+        <w:t>Nivel 2:</w:t>
+      </w:r>
+      <w:r>
+        <w:rPr>
+          <w:sz w:val="22"/>
+          <w:szCs w:val="22"/>
+        </w:rPr>
+        <w:t xml:space="preserve"> El malware se infiltra en el kernel o centro de procesamiento. El SO entra en alerta máxima. Si el malware sobrevive a un tiempo determinado de escaneo (</w:t>
+      </w:r>
+      <w:r>
+        <w:rPr>
+          <w:sz w:val="22"/>
+          <w:szCs w:val="22"/>
+        </w:rPr>
+        <w:t>durante este tiempo va a tener que esquivar obstáculos</w:t>
+      </w:r>
+      <w:r>
+        <w:rPr>
+          <w:sz w:val="22"/>
+          <w:szCs w:val="22"/>
+        </w:rPr>
+        <w:t xml:space="preserve">: </w:t>
+      </w:r>
+      <w:r>
+        <w:rPr>
+          <w:sz w:val="22"/>
+          <w:szCs w:val="22"/>
+        </w:rPr>
+        <w:t>paquetes de limpieza)</w:t>
+      </w:r>
+      <w:r>
+        <w:rPr>
+          <w:sz w:val="22"/>
+          <w:szCs w:val="22"/>
+        </w:rPr>
+        <w:t>,</w:t>
+      </w:r>
+      <w:r>
+        <w:rPr>
+          <w:sz w:val="22"/>
+          <w:szCs w:val="22"/>
+        </w:rPr>
+        <w:t xml:space="preserve"> </w:t>
+      </w:r>
+      <w:r>
+        <w:rPr>
+          <w:sz w:val="22"/>
+          <w:szCs w:val="22"/>
+        </w:rPr>
+        <w:t>va a lograr inyectar su carga, y destruir todo el sistema (Victoria). Este nivel es en vista cenital. Las físicas básicas a tener en cuenta para este nivel son: Colisiones elásticas</w:t>
+      </w:r>
+      <w:r>
+        <w:rPr>
+          <w:sz w:val="22"/>
+          <w:szCs w:val="22"/>
+        </w:rPr>
+        <w:t xml:space="preserve">, Repulsión que atrae o repele al malware </w:t>
+      </w:r>
+      <w:r>
+        <w:rPr>
+          <w:sz w:val="22"/>
+          <w:szCs w:val="22"/>
+        </w:rPr>
+        <w:t xml:space="preserve">e </w:t>
+      </w:r>
+      <w:r>
+        <w:rPr>
+          <w:sz w:val="22"/>
+          <w:szCs w:val="22"/>
+        </w:rPr>
+        <w:t>I</w:t>
+      </w:r>
+      <w:r>
+        <w:rPr>
+          <w:sz w:val="22"/>
+          <w:szCs w:val="22"/>
+        </w:rPr>
+        <w:t>nercia para evitar que sea muy fácil para el jugador esquivar.</w:t>
+      </w:r>
+    </w:p>
+    <w:p>
+      <w:pPr>
+        <w:pStyle w:val="NormalWeb"/>
+        <w:numPr>
+          <w:ilvl w:val="0"/>
+          <w:numId w:val="1"/>
+        </w:numPr>
+        <w:rPr>
+          <w:b/>
+          <w:bCs/>
+          <w:sz w:val="22"/>
+          <w:szCs w:val="22"/>
+        </w:rPr>
+      </w:pPr>
+      <w:r>
+        <w:rPr>
+          <w:b/>
+          <w:bCs/>
+          <w:sz w:val="22"/>
+          <w:szCs w:val="22"/>
+        </w:rPr>
+        <w:t>Características del Protagonista:</w:t>
+      </w:r>
+    </w:p>
+    <w:p>
+      <w:pPr>
+        <w:pStyle w:val="NormalWeb"/>
+        <w:numPr>
+          <w:ilvl w:val="0"/>
+          <w:numId w:val="2"/>
+        </w:numPr>
+        <w:rPr>
+          <w:b/>
+          <w:bCs/>
+          <w:sz w:val="22"/>
+          <w:szCs w:val="22"/>
+        </w:rPr>
+      </w:pPr>
+      <w:r>
+        <w:rPr>
+          <w:b/>
+          <w:bCs/>
+          <w:sz w:val="22"/>
+          <w:szCs w:val="22"/>
+        </w:rPr>
+        <w:t xml:space="preserve">Veloz: </w:t>
+      </w:r>
+      <w:r>
+        <w:rPr>
+          <w:sz w:val="22"/>
+          <w:szCs w:val="22"/>
+        </w:rPr>
+        <w:t>El virus va a reducir su peso lógico, lo que le permite ir más rápido y que sus saltos sean más largos, pero se va a volver mas sensible a la repulsión.</w:t>
+      </w:r>
+    </w:p>
+    <w:p>
+      <w:pPr>
+        <w:pStyle w:val="NormalWeb"/>
+        <w:numPr>
+          <w:ilvl w:val="0"/>
+          <w:numId w:val="2"/>
+        </w:numPr>
+        <w:rPr>
+          <w:b/>
+          <w:bCs/>
+          <w:sz w:val="22"/>
+          <w:szCs w:val="22"/>
+        </w:rPr>
+      </w:pPr>
+      <w:r>
+        <w:rPr>
+          <w:b/>
+          <w:bCs/>
+          <w:sz w:val="22"/>
+          <w:szCs w:val="22"/>
+        </w:rPr>
+        <w:t xml:space="preserve">Pesado: </w:t>
+      </w:r>
+      <w:r>
+        <w:rPr>
+          <w:sz w:val="22"/>
+          <w:szCs w:val="22"/>
+        </w:rPr>
+        <w:t xml:space="preserve">El virus aumenta su peso lógico lo que evitas las fuerzas de repulsión, pero disminuye mucho su velocidad. </w:t>
+      </w:r>
+    </w:p>
+    <w:p>
+      <w:pPr>
+        <w:pStyle w:val="NormalWeb"/>
+        <w:numPr>
+          <w:ilvl w:val="0"/>
+          <w:numId w:val="1"/>
+        </w:numPr>
+        <w:rPr>
+          <w:sz w:val="22"/>
+          <w:szCs w:val="22"/>
+        </w:rPr>
+      </w:pPr>
+      <w:r>
+        <w:rPr>
+          <w:b/>
+          <w:bCs/>
+          <w:sz w:val="22"/>
+          <w:szCs w:val="22"/>
+        </w:rPr>
+        <w:t xml:space="preserve">Agente Autónomo: </w:t>
+      </w:r>
+      <w:r>
+        <w:rPr>
+          <w:sz w:val="22"/>
+          <w:szCs w:val="22"/>
+        </w:rPr>
+        <w:t>Se va a incorporar un agente enemigo llamado “Sentinel.exe”</w:t>
+      </w:r>
+    </w:p>
+    <w:p>
+      <w:pPr>
+        <w:pStyle w:val="NormalWeb"/>
+        <w:numPr>
+          <w:ilvl w:val="0"/>
+          <w:numId w:val="2"/>
+        </w:numPr>
+        <w:rPr>
+          <w:b/>
+          <w:bCs/>
+          <w:sz w:val="22"/>
+          <w:szCs w:val="22"/>
+        </w:rPr>
+      </w:pPr>
+      <w:r>
+        <w:rPr>
+          <w:b/>
+          <w:bCs/>
+          <w:sz w:val="22"/>
+          <w:szCs w:val="22"/>
+        </w:rPr>
+        <w:t xml:space="preserve">Percepción: </w:t>
+      </w:r>
+      <w:r>
+        <w:rPr>
+          <w:sz w:val="22"/>
+          <w:szCs w:val="22"/>
+        </w:rPr>
+        <w:t xml:space="preserve">Monitorea las coordenadas en X y </w:t>
+      </w:r>
+      <w:proofErr w:type="spellStart"/>
+      <w:r>
+        <w:rPr>
+          <w:sz w:val="22"/>
+          <w:szCs w:val="22"/>
+        </w:rPr>
+        <w:t>Y</w:t>
+      </w:r>
+      <w:proofErr w:type="spellEnd"/>
+      <w:r>
+        <w:rPr>
+          <w:sz w:val="22"/>
+          <w:szCs w:val="22"/>
+        </w:rPr>
+        <w:t xml:space="preserve"> del malware (jugador).</w:t>
+      </w:r>
+    </w:p>
+    <w:p>
+      <w:pPr>
+        <w:pStyle w:val="NormalWeb"/>
+        <w:numPr>
+          <w:ilvl w:val="0"/>
+          <w:numId w:val="2"/>
+        </w:numPr>
+        <w:rPr>
+          <w:b/>
+          <w:bCs/>
+          <w:sz w:val="22"/>
+          <w:szCs w:val="22"/>
+        </w:rPr>
+      </w:pPr>
+      <w:r>
+        <w:rPr>
+          <w:b/>
+          <w:bCs/>
+          <w:sz w:val="22"/>
+          <w:szCs w:val="22"/>
+        </w:rPr>
+        <w:t xml:space="preserve">Razonamiento: </w:t>
+      </w:r>
+      <w:r>
+        <w:rPr>
+          <w:sz w:val="22"/>
+          <w:szCs w:val="22"/>
+        </w:rPr>
+        <w:t>El agente evalúa la posición del jugador y con estos datos decide si embiste o intercepta el malware.</w:t>
+      </w:r>
+    </w:p>
+    <w:p>
+      <w:pPr>
+        <w:pStyle w:val="NormalWeb"/>
+        <w:numPr>
+          <w:ilvl w:val="0"/>
+          <w:numId w:val="2"/>
+        </w:numPr>
+        <w:rPr>
+          <w:b/>
+          <w:bCs/>
+          <w:sz w:val="22"/>
+          <w:szCs w:val="22"/>
+        </w:rPr>
+      </w:pPr>
+      <w:r>
+        <w:rPr>
+          <w:b/>
+          <w:bCs/>
+          <w:sz w:val="22"/>
+          <w:szCs w:val="22"/>
+        </w:rPr>
+        <w:t xml:space="preserve">Acción: </w:t>
+      </w:r>
+      <w:r>
+        <w:rPr>
+          <w:sz w:val="22"/>
+          <w:szCs w:val="22"/>
+        </w:rPr>
+        <w:t>Embiste o intercepta al jugador</w:t>
+      </w:r>
+      <w:r>
+        <w:rPr>
+          <w:sz w:val="22"/>
+          <w:szCs w:val="22"/>
+        </w:rPr>
+        <w:t>.</w:t>
+      </w:r>
+    </w:p>
+    <w:p>
+      <w:pPr>
+        <w:pStyle w:val="NormalWeb"/>
+        <w:numPr>
+          <w:ilvl w:val="0"/>
+          <w:numId w:val="2"/>
+        </w:numPr>
+        <w:rPr>
+          <w:b/>
+          <w:bCs/>
+          <w:sz w:val="22"/>
+          <w:szCs w:val="22"/>
+        </w:rPr>
+      </w:pPr>
+      <w:r>
+        <w:rPr>
+          <w:b/>
+          <w:bCs/>
+          <w:sz w:val="22"/>
+          <w:szCs w:val="22"/>
+        </w:rPr>
+        <w:t xml:space="preserve">Aprendizaje: </w:t>
+      </w:r>
+      <w:r>
+        <w:rPr>
+          <w:sz w:val="22"/>
+          <w:szCs w:val="22"/>
+        </w:rPr>
+        <w:t xml:space="preserve">El agente almacena los errores del jugador para atacar </w:t>
+      </w:r>
+      <w:proofErr w:type="spellStart"/>
+      <w:r>
+        <w:rPr>
+          <w:sz w:val="22"/>
+          <w:szCs w:val="22"/>
+        </w:rPr>
+        <w:t>mas</w:t>
+      </w:r>
+      <w:proofErr w:type="spellEnd"/>
+      <w:r>
+        <w:rPr>
+          <w:sz w:val="22"/>
+          <w:szCs w:val="22"/>
+        </w:rPr>
+        <w:t xml:space="preserve"> por esas zonas.</w:t>
+      </w:r>
+    </w:p>
+    <w:p/>
     <w:sectPr>
       <w:pgSz w:w="12240" w:h="15840"/>
       <w:pgMar w:top="1417" w:right="1701" w:bottom="1417" w:left="1701" w:header="708" w:footer="708" w:gutter="0"/>
@@ -128,6 +634,219 @@
     </w:sectPr>
   </w:body>
 </w:document>
+</file>
+
+<file path=word/numbering.xml><?xml version="1.0" encoding="utf-8"?>
+<w:numbering xmlns:wpc="http://schemas.microsoft.com/office/word/2010/wordprocessingCanvas" xmlns:cx="http://schemas.microsoft.com/office/drawing/2014/chartex" xmlns:cx1="http://schemas.microsoft.com/office/drawing/2015/9/8/chartex" xmlns:cx2="http://schemas.microsoft.com/office/drawing/2015/10/21/chartex" xmlns:cx3="http://schemas.microsoft.com/office/drawing/2016/5/9/chartex" xmlns:cx4="http://schemas.microsoft.com/office/drawing/2016/5/10/chartex" xmlns:cx5="http://schemas.microsoft.com/office/drawing/2016/5/11/chartex" xmlns:cx6="http://schemas.microsoft.com/office/drawing/2016/5/12/chartex" xmlns:cx7="http://schemas.microsoft.com/office/drawing/2016/5/13/chartex" xmlns:cx8="http://schemas.microsoft.com/office/drawing/2016/5/14/chartex" xmlns:mc="http://schemas.openxmlformats.org/markup-compatibility/2006" xmlns:aink="http://schemas.microsoft.com/office/drawing/2016/ink" xmlns:am3d="http://schemas.microsoft.com/office/drawing/2017/model3d" xmlns:o="urn:schemas-microsoft-com:office:office" xmlns:r="http://schemas.openxmlformats.org/officeDocument/2006/relationships" xmlns:m="http://schemas.openxmlformats.org/officeDocument/2006/math" xmlns:v="urn:schemas-microsoft-com:vml" xmlns:wp14="http://schemas.microsoft.com/office/word/2010/wordprocessingDrawing" xmlns:wp="http://schemas.openxmlformats.org/drawingml/2006/wordprocessingDrawing" xmlns:w10="urn:schemas-microsoft-com:office:word" xmlns:w="http://schemas.openxmlformats.org/wordprocessingml/2006/main" xmlns:w14="http://schemas.microsoft.com/office/word/2010/wordml" xmlns:w15="http://schemas.microsoft.com/office/word/2012/wordml" xmlns:w16cex="http://schemas.microsoft.com/office/word/2018/wordml/cex" xmlns:w16cid="http://schemas.microsoft.com/office/word/2016/wordml/cid" xmlns:w16="http://schemas.microsoft.com/office/word/2018/wordml" xmlns:w16sdtdh="http://schemas.microsoft.com/office/word/2020/wordml/sdtdatahash" xmlns:w16se="http://schemas.microsoft.com/office/word/2015/wordml/symex" xmlns:wpg="http://schemas.microsoft.com/office/word/2010/wordprocessingGroup" xmlns:wpi="http://schemas.microsoft.com/office/word/2010/wordprocessingInk" xmlns:wne="http://schemas.microsoft.com/office/word/2006/wordml" xmlns:wps="http://schemas.microsoft.com/office/word/2010/wordprocessingShape" mc:Ignorable="w14 w15 w16se w16cid w16 w16cex w16sdtdh wp14">
+  <w:abstractNum w:abstractNumId="0" w15:restartNumberingAfterBreak="0">
+    <w:nsid w:val="060346BF"/>
+    <w:multiLevelType w:val="hybridMultilevel"/>
+    <w:tmpl w:val="9CE21B5E"/>
+    <w:lvl w:ilvl="0" w:tplc="B9EC3DFE">
+      <w:start w:val="1"/>
+      <w:numFmt w:val="bullet"/>
+      <w:lvlText w:val="-"/>
+      <w:lvlJc w:val="left"/>
+      <w:pPr>
+        <w:ind w:left="1080" w:hanging="360"/>
+      </w:pPr>
+      <w:rPr>
+        <w:rFonts w:ascii="Times New Roman" w:eastAsia="Times New Roman" w:hAnsi="Times New Roman" w:cs="Times New Roman" w:hint="default"/>
+      </w:rPr>
+    </w:lvl>
+    <w:lvl w:ilvl="1" w:tplc="240A0003" w:tentative="1">
+      <w:start w:val="1"/>
+      <w:numFmt w:val="bullet"/>
+      <w:lvlText w:val="o"/>
+      <w:lvlJc w:val="left"/>
+      <w:pPr>
+        <w:ind w:left="1800" w:hanging="360"/>
+      </w:pPr>
+      <w:rPr>
+        <w:rFonts w:ascii="Courier New" w:hAnsi="Courier New" w:cs="Courier New" w:hint="default"/>
+      </w:rPr>
+    </w:lvl>
+    <w:lvl w:ilvl="2" w:tplc="240A0005" w:tentative="1">
+      <w:start w:val="1"/>
+      <w:numFmt w:val="bullet"/>
+      <w:lvlText w:val=""/>
+      <w:lvlJc w:val="left"/>
+      <w:pPr>
+        <w:ind w:left="2520" w:hanging="360"/>
+      </w:pPr>
+      <w:rPr>
+        <w:rFonts w:ascii="Wingdings" w:hAnsi="Wingdings" w:hint="default"/>
+      </w:rPr>
+    </w:lvl>
+    <w:lvl w:ilvl="3" w:tplc="240A0001" w:tentative="1">
+      <w:start w:val="1"/>
+      <w:numFmt w:val="bullet"/>
+      <w:lvlText w:val=""/>
+      <w:lvlJc w:val="left"/>
+      <w:pPr>
+        <w:ind w:left="3240" w:hanging="360"/>
+      </w:pPr>
+      <w:rPr>
+        <w:rFonts w:ascii="Symbol" w:hAnsi="Symbol" w:hint="default"/>
+      </w:rPr>
+    </w:lvl>
+    <w:lvl w:ilvl="4" w:tplc="240A0003" w:tentative="1">
+      <w:start w:val="1"/>
+      <w:numFmt w:val="bullet"/>
+      <w:lvlText w:val="o"/>
+      <w:lvlJc w:val="left"/>
+      <w:pPr>
+        <w:ind w:left="3960" w:hanging="360"/>
+      </w:pPr>
+      <w:rPr>
+        <w:rFonts w:ascii="Courier New" w:hAnsi="Courier New" w:cs="Courier New" w:hint="default"/>
+      </w:rPr>
+    </w:lvl>
+    <w:lvl w:ilvl="5" w:tplc="240A0005" w:tentative="1">
+      <w:start w:val="1"/>
+      <w:numFmt w:val="bullet"/>
+      <w:lvlText w:val=""/>
+      <w:lvlJc w:val="left"/>
+      <w:pPr>
+        <w:ind w:left="4680" w:hanging="360"/>
+      </w:pPr>
+      <w:rPr>
+        <w:rFonts w:ascii="Wingdings" w:hAnsi="Wingdings" w:hint="default"/>
+      </w:rPr>
+    </w:lvl>
+    <w:lvl w:ilvl="6" w:tplc="240A0001" w:tentative="1">
+      <w:start w:val="1"/>
+      <w:numFmt w:val="bullet"/>
+      <w:lvlText w:val=""/>
+      <w:lvlJc w:val="left"/>
+      <w:pPr>
+        <w:ind w:left="5400" w:hanging="360"/>
+      </w:pPr>
+      <w:rPr>
+        <w:rFonts w:ascii="Symbol" w:hAnsi="Symbol" w:hint="default"/>
+      </w:rPr>
+    </w:lvl>
+    <w:lvl w:ilvl="7" w:tplc="240A0003" w:tentative="1">
+      <w:start w:val="1"/>
+      <w:numFmt w:val="bullet"/>
+      <w:lvlText w:val="o"/>
+      <w:lvlJc w:val="left"/>
+      <w:pPr>
+        <w:ind w:left="6120" w:hanging="360"/>
+      </w:pPr>
+      <w:rPr>
+        <w:rFonts w:ascii="Courier New" w:hAnsi="Courier New" w:cs="Courier New" w:hint="default"/>
+      </w:rPr>
+    </w:lvl>
+    <w:lvl w:ilvl="8" w:tplc="240A0005" w:tentative="1">
+      <w:start w:val="1"/>
+      <w:numFmt w:val="bullet"/>
+      <w:lvlText w:val=""/>
+      <w:lvlJc w:val="left"/>
+      <w:pPr>
+        <w:ind w:left="6840" w:hanging="360"/>
+      </w:pPr>
+      <w:rPr>
+        <w:rFonts w:ascii="Wingdings" w:hAnsi="Wingdings" w:hint="default"/>
+      </w:rPr>
+    </w:lvl>
+  </w:abstractNum>
+  <w:abstractNum w:abstractNumId="1" w15:restartNumberingAfterBreak="0">
+    <w:nsid w:val="6ED65667"/>
+    <w:multiLevelType w:val="hybridMultilevel"/>
+    <w:tmpl w:val="B4E08AE4"/>
+    <w:lvl w:ilvl="0" w:tplc="240A000F">
+      <w:start w:val="1"/>
+      <w:numFmt w:val="decimal"/>
+      <w:lvlText w:val="%1."/>
+      <w:lvlJc w:val="left"/>
+      <w:pPr>
+        <w:ind w:left="720" w:hanging="360"/>
+      </w:pPr>
+      <w:rPr>
+        <w:rFonts w:hint="default"/>
+      </w:rPr>
+    </w:lvl>
+    <w:lvl w:ilvl="1" w:tplc="240A0019" w:tentative="1">
+      <w:start w:val="1"/>
+      <w:numFmt w:val="lowerLetter"/>
+      <w:lvlText w:val="%2."/>
+      <w:lvlJc w:val="left"/>
+      <w:pPr>
+        <w:ind w:left="1440" w:hanging="360"/>
+      </w:pPr>
+    </w:lvl>
+    <w:lvl w:ilvl="2" w:tplc="240A001B" w:tentative="1">
+      <w:start w:val="1"/>
+      <w:numFmt w:val="lowerRoman"/>
+      <w:lvlText w:val="%3."/>
+      <w:lvlJc w:val="right"/>
+      <w:pPr>
+        <w:ind w:left="2160" w:hanging="180"/>
+      </w:pPr>
+    </w:lvl>
+    <w:lvl w:ilvl="3" w:tplc="240A000F" w:tentative="1">
+      <w:start w:val="1"/>
+      <w:numFmt w:val="decimal"/>
+      <w:lvlText w:val="%4."/>
+      <w:lvlJc w:val="left"/>
+      <w:pPr>
+        <w:ind w:left="2880" w:hanging="360"/>
+      </w:pPr>
+    </w:lvl>
+    <w:lvl w:ilvl="4" w:tplc="240A0019" w:tentative="1">
+      <w:start w:val="1"/>
+      <w:numFmt w:val="lowerLetter"/>
+      <w:lvlText w:val="%5."/>
+      <w:lvlJc w:val="left"/>
+      <w:pPr>
+        <w:ind w:left="3600" w:hanging="360"/>
+      </w:pPr>
+    </w:lvl>
+    <w:lvl w:ilvl="5" w:tplc="240A001B" w:tentative="1">
+      <w:start w:val="1"/>
+      <w:numFmt w:val="lowerRoman"/>
+      <w:lvlText w:val="%6."/>
+      <w:lvlJc w:val="right"/>
+      <w:pPr>
+        <w:ind w:left="4320" w:hanging="180"/>
+      </w:pPr>
+    </w:lvl>
+    <w:lvl w:ilvl="6" w:tplc="240A000F" w:tentative="1">
+      <w:start w:val="1"/>
+      <w:numFmt w:val="decimal"/>
+      <w:lvlText w:val="%7."/>
+      <w:lvlJc w:val="left"/>
+      <w:pPr>
+        <w:ind w:left="5040" w:hanging="360"/>
+      </w:pPr>
+    </w:lvl>
+    <w:lvl w:ilvl="7" w:tplc="240A0019" w:tentative="1">
+      <w:start w:val="1"/>
+      <w:numFmt w:val="lowerLetter"/>
+      <w:lvlText w:val="%8."/>
+      <w:lvlJc w:val="left"/>
+      <w:pPr>
+        <w:ind w:left="5760" w:hanging="360"/>
+      </w:pPr>
+    </w:lvl>
+    <w:lvl w:ilvl="8" w:tplc="240A001B" w:tentative="1">
+      <w:start w:val="1"/>
+      <w:numFmt w:val="lowerRoman"/>
+      <w:lvlText w:val="%9."/>
+      <w:lvlJc w:val="right"/>
+      <w:pPr>
+        <w:ind w:left="6480" w:hanging="180"/>
+      </w:pPr>
+    </w:lvl>
+  </w:abstractNum>
+  <w:num w:numId="1">
+    <w:abstractNumId w:val="1"/>
+  </w:num>
+  <w:num w:numId="2">
+    <w:abstractNumId w:val="0"/>
+  </w:num>
+</w:numbering>
 </file>
 
 <file path=word/styles.xml><?xml version="1.0" encoding="utf-8"?>

--- a/momento_1/Proyecto Final.docx
+++ b/momento_1/Proyecto Final.docx
@@ -124,7 +124,7 @@
           <w:sz w:val="22"/>
           <w:szCs w:val="22"/>
         </w:rPr>
-        <w:t xml:space="preserve"> Joan Esteban Betancur Cadavid, [Nombre del compañero]</w:t>
+        <w:t xml:space="preserve"> Joan Esteban Betancur Cadavid</w:t>
       </w:r>
     </w:p>
     <w:p>
@@ -274,49 +274,7 @@
           <w:sz w:val="22"/>
           <w:szCs w:val="22"/>
         </w:rPr>
-        <w:t xml:space="preserve"> El malware se infiltra en el kernel o centro de procesamiento. El SO entra en alerta máxima. Si el malware sobrevive a un tiempo determinado de escaneo (</w:t>
-      </w:r>
-      <w:r>
-        <w:rPr>
-          <w:sz w:val="22"/>
-          <w:szCs w:val="22"/>
-        </w:rPr>
-        <w:t>durante este tiempo va a tener que esquivar obstáculos</w:t>
-      </w:r>
-      <w:r>
-        <w:rPr>
-          <w:sz w:val="22"/>
-          <w:szCs w:val="22"/>
-        </w:rPr>
-        <w:t xml:space="preserve">: </w:t>
-      </w:r>
-      <w:r>
-        <w:rPr>
-          <w:sz w:val="22"/>
-          <w:szCs w:val="22"/>
-        </w:rPr>
-        <w:t>paquetes de limpieza)</w:t>
-      </w:r>
-      <w:r>
-        <w:rPr>
-          <w:sz w:val="22"/>
-          <w:szCs w:val="22"/>
-        </w:rPr>
-        <w:t>,</w:t>
-      </w:r>
-      <w:r>
-        <w:rPr>
-          <w:sz w:val="22"/>
-          <w:szCs w:val="22"/>
-        </w:rPr>
-        <w:t xml:space="preserve"> </w:t>
-      </w:r>
-      <w:r>
-        <w:rPr>
-          <w:sz w:val="22"/>
-          <w:szCs w:val="22"/>
-        </w:rPr>
-        <w:t>va a lograr inyectar su carga, y destruir todo el sistema (Victoria). Este nivel es en vista cenital. Las físicas básicas a tener en cuenta para este nivel son: Colisiones elásticas</w:t>
+        <w:t xml:space="preserve"> El malware se infiltra en el kernel o centro de procesamiento. El SO entra en alerta máxima. Si el malware sobrevive a un tiempo determinado de escaneo (durante este tiempo va a tener que esquivar obstáculos: paquetes de limpieza), va a lograr inyectar su carga, y destruir todo el sistema (Victoria). Este nivel es en vista cenital. Las físicas básicas a tener en cuenta para este nivel son: Colisiones elásticas</w:t>
       </w:r>
       <w:r>
         <w:rPr>
@@ -490,23 +448,7 @@
           <w:sz w:val="22"/>
           <w:szCs w:val="22"/>
         </w:rPr>
-        <w:t xml:space="preserve">Monitorea las coordenadas en X y </w:t>
-      </w:r>
-      <w:proofErr w:type="spellStart"/>
-      <w:r>
-        <w:rPr>
-          <w:sz w:val="22"/>
-          <w:szCs w:val="22"/>
-        </w:rPr>
-        <w:t>Y</w:t>
-      </w:r>
-      <w:proofErr w:type="spellEnd"/>
-      <w:r>
-        <w:rPr>
-          <w:sz w:val="22"/>
-          <w:szCs w:val="22"/>
-        </w:rPr>
-        <w:t xml:space="preserve"> del malware (jugador).</w:t>
+        <w:t>Monitorea las coordenadas en X y Y del malware (jugador).</w:t>
       </w:r>
     </w:p>
     <w:p>
@@ -606,23 +548,7 @@
           <w:sz w:val="22"/>
           <w:szCs w:val="22"/>
         </w:rPr>
-        <w:t xml:space="preserve">El agente almacena los errores del jugador para atacar </w:t>
-      </w:r>
-      <w:proofErr w:type="spellStart"/>
-      <w:r>
-        <w:rPr>
-          <w:sz w:val="22"/>
-          <w:szCs w:val="22"/>
-        </w:rPr>
-        <w:t>mas</w:t>
-      </w:r>
-      <w:proofErr w:type="spellEnd"/>
-      <w:r>
-        <w:rPr>
-          <w:sz w:val="22"/>
-          <w:szCs w:val="22"/>
-        </w:rPr>
-        <w:t xml:space="preserve"> por esas zonas.</w:t>
+        <w:t>El agente almacena los errores del jugador para atacar mas por esas zonas.</w:t>
       </w:r>
     </w:p>
     <w:p/>
